--- a/students/Agametov A. M/Lab1/ЛР1. УСТАВ И КОНЦЕПЦИЯ ПРОЕКТА.docx
+++ b/students/Agametov A. M/Lab1/ЛР1. УСТАВ И КОНЦЕПЦИЯ ПРОЕКТА.docx
@@ -3128,14 +3128,7 @@
                 <w:i/>
                 <w:sz w:val="20"/>
               </w:rPr>
-              <w:t>Веб-приложение</w:t>
-            </w:r>
-            <w:r>
-              <w:rPr>
-                <w:i/>
-                <w:sz w:val="20"/>
-              </w:rPr>
-              <w:t xml:space="preserve"> </w:t>
+              <w:t xml:space="preserve">Веб-приложение </w:t>
             </w:r>
             <w:r>
               <w:rPr>
@@ -4029,7 +4022,6 @@
                 <w:rFonts w:ascii="Microsoft Sans Serif" w:hAnsi="Microsoft Sans Serif"/>
                 <w:sz w:val="20"/>
               </w:rPr>
-              <w:lastRenderedPageBreak/>
               <w:t>Начало</w:t>
             </w:r>
             <w:r>
@@ -4113,6 +4105,7 @@
                 <w:rFonts w:ascii="Microsoft Sans Serif" w:hAnsi="Microsoft Sans Serif"/>
                 <w:sz w:val="20"/>
               </w:rPr>
+              <w:lastRenderedPageBreak/>
               <w:t>1.</w:t>
             </w:r>
             <w:r>
@@ -11533,7 +11526,35 @@
                 <w:i/>
                 <w:sz w:val="20"/>
               </w:rPr>
-              <w:t>Модуль расписания уроков работает корректно (замены, переносы);</w:t>
+              <w:t xml:space="preserve">Модуль </w:t>
+            </w:r>
+            <w:r>
+              <w:rPr>
+                <w:i/>
+                <w:sz w:val="20"/>
+              </w:rPr>
+              <w:t xml:space="preserve">раздел </w:t>
+            </w:r>
+            <w:r>
+              <w:rPr>
+                <w:i/>
+                <w:sz w:val="20"/>
+              </w:rPr>
+              <w:t>замены, переносы</w:t>
+            </w:r>
+            <w:r>
+              <w:rPr>
+                <w:i/>
+                <w:sz w:val="20"/>
+              </w:rPr>
+              <w:t xml:space="preserve"> занятий</w:t>
+            </w:r>
+            <w:r>
+              <w:rPr>
+                <w:i/>
+                <w:sz w:val="20"/>
+              </w:rPr>
+              <w:t>;</w:t>
             </w:r>
           </w:p>
           <w:p>
@@ -11566,7 +11587,21 @@
                 <w:i/>
                 <w:sz w:val="20"/>
               </w:rPr>
-              <w:t>-уведомления отправляются при выставлении оценки;</w:t>
+              <w:t>-уведомления отправляются при выставлении оценки</w:t>
+            </w:r>
+            <w:r>
+              <w:rPr>
+                <w:i/>
+                <w:sz w:val="20"/>
+              </w:rPr>
+              <w:t xml:space="preserve"> родителям</w:t>
+            </w:r>
+            <w:r>
+              <w:rPr>
+                <w:i/>
+                <w:sz w:val="20"/>
+              </w:rPr>
+              <w:t>;</w:t>
             </w:r>
           </w:p>
           <w:p>
@@ -14209,6 +14244,7 @@
         <w:ind w:left="143"/>
         <w:rPr>
           <w:i/>
+          <w:spacing w:val="-2"/>
           <w:sz w:val="20"/>
         </w:rPr>
       </w:pPr>
@@ -14340,6 +14376,67 @@
         </w:rPr>
         <w:t>документа.</w:t>
       </w:r>
+    </w:p>
+    <w:p>
+      <w:pPr>
+        <w:spacing w:line="360" w:lineRule="auto"/>
+        <w:jc w:val="center"/>
+        <w:rPr>
+          <w:rFonts w:ascii="Times New Roman" w:hAnsi="Times New Roman" w:cs="Times New Roman"/>
+          <w:iCs/>
+          <w:spacing w:val="-2"/>
+          <w:sz w:val="28"/>
+          <w:szCs w:val="28"/>
+        </w:rPr>
+      </w:pPr>
+      <w:r>
+        <w:rPr>
+          <w:rFonts w:ascii="Times New Roman" w:hAnsi="Times New Roman" w:cs="Times New Roman"/>
+          <w:b/>
+          <w:bCs/>
+          <w:iCs/>
+          <w:spacing w:val="-2"/>
+          <w:sz w:val="28"/>
+          <w:szCs w:val="28"/>
+        </w:rPr>
+        <w:lastRenderedPageBreak/>
+        <w:t>ВЫВОД</w:t>
+      </w:r>
+    </w:p>
+    <w:p>
+      <w:pPr>
+        <w:spacing w:line="360" w:lineRule="auto"/>
+        <w:ind w:firstLine="709"/>
+        <w:jc w:val="both"/>
+        <w:rPr>
+          <w:rFonts w:ascii="Times New Roman" w:hAnsi="Times New Roman" w:cs="Times New Roman"/>
+          <w:iCs/>
+          <w:spacing w:val="-2"/>
+          <w:sz w:val="28"/>
+          <w:szCs w:val="28"/>
+        </w:rPr>
+      </w:pPr>
+      <w:r>
+        <w:rPr>
+          <w:rFonts w:ascii="Times New Roman" w:hAnsi="Times New Roman" w:cs="Times New Roman"/>
+          <w:iCs/>
+          <w:spacing w:val="-2"/>
+          <w:sz w:val="28"/>
+          <w:szCs w:val="28"/>
+        </w:rPr>
+        <w:t>В рамках лабораторной работы №1 по дисциплине «Управление IT-проектами» были разработаны и заполнены основные проектные документы — «Устав проекта» и «Концепция проекта» для веб-приложения «Электронный журнал успеваемости». В ходе выполнения задания определены цели и задачи проекта, описаны требования к продукту, роли пользователей, функциональные возможности системы, а также установлены границы проекта, сроки реализации, бюджет, риски и состав команды. Подготовленные документы соответствуют выданным шаблонам, учитывают специфику частной школы и содержат всю необходимую информацию для официального старта проекта. Выполнение лабораторной работы позволило на практике применить методики инициации IT-проектов и закрепить навыки создания уставной и концептуальной документации. Цель работы достигнута в полном объёме.</w:t>
+      </w:r>
+    </w:p>
+    <w:p>
+      <w:pPr>
+        <w:spacing w:before="1"/>
+        <w:ind w:left="143"/>
+        <w:rPr>
+          <w:i/>
+          <w:spacing w:val="-2"/>
+          <w:sz w:val="20"/>
+        </w:rPr>
+      </w:pPr>
     </w:p>
     <w:sectPr>
       <w:type w:val="continuous"/>
